--- a/worksheets/PR_L04_LapCounter_Worksheet.docx
+++ b/worksheets/PR_L04_LapCounter_Worksheet.docx
@@ -1711,7 +1711,7 @@
                       <w:sz w:val="21"/>
                       <w:szCs w:val="21"/>
                     </w:rPr>
-                    <w:t xml:space="preserve">A tannoy repeats every announcement four times. Write a program that prints a message four times.</w:t>
+                    <w:t xml:space="preserve">Print the same message four times.</w:t>
                   </w:r>
                 </w:p>
               </w:tc>
@@ -1817,7 +1817,7 @@
                       <w:sz w:val="21"/>
                       <w:szCs w:val="21"/>
                     </w:rPr>
-                    <w:t xml:space="preserve">Write a program that repeats a word as many times as the user asks for.</w:t>
+                    <w:t xml:space="preserve">Print start, then a word as many times as the user asks.</w:t>
                   </w:r>
                 </w:p>
               </w:tc>
@@ -2491,7 +2491,7 @@
                       <w:sz w:val="21"/>
                       <w:szCs w:val="21"/>
                     </w:rPr>
-                    <w:t xml:space="preserve">Write a program that numbers the lanes of a swimming pool.</w:t>
+                    <w:t xml:space="preserve">Number the lanes of a swimming pool.</w:t>
                   </w:r>
                 </w:p>
               </w:tc>
@@ -2597,7 +2597,7 @@
                       <w:sz w:val="21"/>
                       <w:szCs w:val="21"/>
                     </w:rPr>
-                    <w:t xml:space="preserve">A tiler needs the area of each square slab from 1 metre upwards. Write a program that lists them.</w:t>
+                    <w:t xml:space="preserve">List each side length from 1 upwards with the area of that square.</w:t>
                   </w:r>
                 </w:p>
               </w:tc>
@@ -3271,7 +3271,7 @@
                       <w:sz w:val="21"/>
                       <w:szCs w:val="21"/>
                     </w:rPr>
-                    <w:t xml:space="preserve">A school hall has numbered rows. Write a program that lists the rows in a block from a first row to a last row.</w:t>
+                    <w:t xml:space="preserve">List every row number from a first row to a last row.</w:t>
                   </w:r>
                 </w:p>
               </w:tc>
@@ -3377,7 +3377,7 @@
                       <w:sz w:val="21"/>
                       <w:szCs w:val="21"/>
                     </w:rPr>
-                    <w:t xml:space="preserve">A gauge is read five times, going up or down by a fixed amount each time. Write a program that prints the five readings.</w:t>
+                    <w:t xml:space="preserve">Print five gauge readings that change by a fixed step each time.</w:t>
                   </w:r>
                 </w:p>
               </w:tc>
@@ -4051,7 +4051,7 @@
                       <w:sz w:val="21"/>
                       <w:szCs w:val="21"/>
                     </w:rPr>
-                    <w:t xml:space="preserve">A tuck shop counts up the day's takings. Write a program that totals a set of amounts.</w:t>
+                    <w:t xml:space="preserve">Print the total of a set of amounts.</w:t>
                   </w:r>
                 </w:p>
               </w:tc>
@@ -4157,7 +4157,7 @@
                       <w:sz w:val="21"/>
                       <w:szCs w:val="21"/>
                     </w:rPr>
-                    <w:t xml:space="preserve">A weather club logs the overnight temperature for a week. Write a program that reports on the readings.</w:t>
+                    <w:t xml:space="preserve">Print the total, how many are below 0, the highest and the lowest reading.</w:t>
                   </w:r>
                 </w:p>
               </w:tc>
@@ -4831,7 +4831,7 @@
                       <w:sz w:val="21"/>
                       <w:szCs w:val="21"/>
                     </w:rPr>
-                    <w:t xml:space="preserve">Write a program that draws a rectangle of stars of any size.</w:t>
+                    <w:t xml:space="preserve">Draw a rectangle of stars of any size.</w:t>
                   </w:r>
                 </w:p>
               </w:tc>
@@ -4937,7 +4937,7 @@
                       <w:sz w:val="21"/>
                       <w:szCs w:val="21"/>
                     </w:rPr>
-                    <w:t xml:space="preserve">Write a program that prints a multiplication square.</w:t>
+                    <w:t xml:space="preserve">Print a multiplication square.</w:t>
                   </w:r>
                 </w:p>
               </w:tc>
@@ -5611,7 +5611,7 @@
                       <w:sz w:val="21"/>
                       <w:szCs w:val="21"/>
                     </w:rPr>
-                    <w:t xml:space="preserve">A spelling game scores words by how many vowels they hold. Write a program that reports on a set of words.</w:t>
+                    <w:t xml:space="preserve">Count the vowels in each of a set of words.</w:t>
                   </w:r>
                 </w:p>
               </w:tc>

--- a/worksheets/PR_L04_LapCounter_Worksheet.docx
+++ b/worksheets/PR_L04_LapCounter_Worksheet.docx
@@ -1711,7 +1711,7 @@
                       <w:sz w:val="21"/>
                       <w:szCs w:val="21"/>
                     </w:rPr>
-                    <w:t xml:space="preserve">Print the same message four times.</w:t>
+                    <w:t xml:space="preserve">Print the word the user types four times.</w:t>
                   </w:r>
                 </w:p>
               </w:tc>
@@ -1817,7 +1817,7 @@
                       <w:sz w:val="21"/>
                       <w:szCs w:val="21"/>
                     </w:rPr>
-                    <w:t xml:space="preserve">Print start, then a word as many times as the user asks.</w:t>
+                    <w:t xml:space="preserve">Print start, then a word as many times as asked.</w:t>
                   </w:r>
                 </w:p>
               </w:tc>
@@ -2491,7 +2491,7 @@
                       <w:sz w:val="21"/>
                       <w:szCs w:val="21"/>
                     </w:rPr>
-                    <w:t xml:space="preserve">Number the lanes of a swimming pool.</w:t>
+                    <w:t xml:space="preserve">Number the lanes of a pool from 1 upwards.</w:t>
                   </w:r>
                 </w:p>
               </w:tc>
@@ -2597,7 +2597,7 @@
                       <w:sz w:val="21"/>
                       <w:szCs w:val="21"/>
                     </w:rPr>
-                    <w:t xml:space="preserve">List each side length from 1 upwards with the area of that square.</w:t>
+                    <w:t xml:space="preserve">List each side length from 1 upwards with its area.</w:t>
                   </w:r>
                 </w:p>
               </w:tc>
@@ -3377,7 +3377,7 @@
                       <w:sz w:val="21"/>
                       <w:szCs w:val="21"/>
                     </w:rPr>
-                    <w:t xml:space="preserve">Print five gauge readings that change by a fixed step each time.</w:t>
+                    <w:t xml:space="preserve">Count down from a number the user types to 1.</w:t>
                   </w:r>
                 </w:p>
               </w:tc>
@@ -4051,7 +4051,7 @@
                       <w:sz w:val="21"/>
                       <w:szCs w:val="21"/>
                     </w:rPr>
-                    <w:t xml:space="preserve">Print the total of a set of amounts.</w:t>
+                    <w:t xml:space="preserve">Add up the amounts the user types and print the total.</w:t>
                   </w:r>
                 </w:p>
               </w:tc>
@@ -4157,7 +4157,7 @@
                       <w:sz w:val="21"/>
                       <w:szCs w:val="21"/>
                     </w:rPr>
-                    <w:t xml:space="preserve">Print the total, how many are below 0, the highest and the lowest reading.</w:t>
+                    <w:t xml:space="preserve">Print the total of the readings and how many are below zero.</w:t>
                   </w:r>
                 </w:p>
               </w:tc>
@@ -4937,7 +4937,7 @@
                       <w:sz w:val="21"/>
                       <w:szCs w:val="21"/>
                     </w:rPr>
-                    <w:t xml:space="preserve">Print a multiplication square.</w:t>
+                    <w:t xml:space="preserve">Print a multiplication square of a given size.</w:t>
                   </w:r>
                 </w:p>
               </w:tc>
@@ -5611,7 +5611,7 @@
                       <w:sz w:val="21"/>
                       <w:szCs w:val="21"/>
                     </w:rPr>
-                    <w:t xml:space="preserve">Count the vowels in each of a set of words.</w:t>
+                    <w:t xml:space="preserve">Print each amount with the total so far, then the average.</w:t>
                   </w:r>
                 </w:p>
               </w:tc>

--- a/worksheets/PR_L04_LapCounter_Worksheet.docx
+++ b/worksheets/PR_L04_LapCounter_Worksheet.docx
@@ -1711,7 +1711,7 @@
                       <w:sz w:val="21"/>
                       <w:szCs w:val="21"/>
                     </w:rPr>
-                    <w:t xml:space="preserve">Print the word the user types four times.</w:t>
+                    <w:t xml:space="preserve">Print the word the user types in four times.</w:t>
                   </w:r>
                 </w:p>
               </w:tc>
@@ -1817,7 +1817,7 @@
                       <w:sz w:val="21"/>
                       <w:szCs w:val="21"/>
                     </w:rPr>
-                    <w:t xml:space="preserve">Print start, then a word as many times as asked.</w:t>
+                    <w:t xml:space="preserve">Print start, then a word as many times as the user asks.</w:t>
                   </w:r>
                 </w:p>
               </w:tc>

--- a/worksheets/PR_L04_LapCounter_Worksheet.docx
+++ b/worksheets/PR_L04_LapCounter_Worksheet.docx
@@ -1711,7 +1711,7 @@
                       <w:sz w:val="21"/>
                       <w:szCs w:val="21"/>
                     </w:rPr>
-                    <w:t xml:space="preserve">Print the word the user types in four times.</w:t>
+                    <w:t xml:space="preserve">Ask the user for one word. Display [word] four times, one on each of four lines.</w:t>
                   </w:r>
                 </w:p>
               </w:tc>
@@ -1817,7 +1817,7 @@
                       <w:sz w:val="21"/>
                       <w:szCs w:val="21"/>
                     </w:rPr>
-                    <w:t xml:space="preserve">Print start, then a word as many times as the user asks.</w:t>
+                    <w:t xml:space="preserve">Ask the user for a word and then a whole number. Display start, then [word] on that many lines.</w:t>
                   </w:r>
                 </w:p>
               </w:tc>
@@ -2491,7 +2491,7 @@
                       <w:sz w:val="21"/>
                       <w:szCs w:val="21"/>
                     </w:rPr>
-                    <w:t xml:space="preserve">Number the lanes of a pool from 1 upwards.</w:t>
+                    <w:t xml:space="preserve">Ask the user for how many lanes there are. Display the lane numbers from 1 up to and including that number, one on each line.</w:t>
                   </w:r>
                 </w:p>
               </w:tc>
@@ -2597,7 +2597,7 @@
                       <w:sz w:val="21"/>
                       <w:szCs w:val="21"/>
                     </w:rPr>
-                    <w:t xml:space="preserve">List each side length from 1 upwards with its area.</w:t>
+                    <w:t xml:space="preserve">Ask the user for the largest side length. For every side from 1 up to and including that number, display a line in the form [side] [side times itself].</w:t>
                   </w:r>
                 </w:p>
               </w:tc>
@@ -3271,7 +3271,7 @@
                       <w:sz w:val="21"/>
                       <w:szCs w:val="21"/>
                     </w:rPr>
-                    <w:t xml:space="preserve">List every row number from a first row to a last row.</w:t>
+                    <w:t xml:space="preserve">Ask the user for the first row number and then the last row number. Display every row number from the first to the last, both included, one on each line.</w:t>
                   </w:r>
                 </w:p>
               </w:tc>
@@ -3377,7 +3377,7 @@
                       <w:sz w:val="21"/>
                       <w:szCs w:val="21"/>
                     </w:rPr>
-                    <w:t xml:space="preserve">Count down from a number the user types to 1.</w:t>
+                    <w:t xml:space="preserve">Ask the user for a whole number. Display every number from it down to 1, one on each line.</w:t>
                   </w:r>
                 </w:p>
               </w:tc>
@@ -4051,7 +4051,7 @@
                       <w:sz w:val="21"/>
                       <w:szCs w:val="21"/>
                     </w:rPr>
-                    <w:t xml:space="preserve">Add up the amounts the user types and print the total.</w:t>
+                    <w:t xml:space="preserve">Ask the user for how many amounts there are, then for that many whole numbers. Add up the amounts and display [total] and nothing else.</w:t>
                   </w:r>
                 </w:p>
               </w:tc>
@@ -4157,7 +4157,7 @@
                       <w:sz w:val="21"/>
                       <w:szCs w:val="21"/>
                     </w:rPr>
-                    <w:t xml:space="preserve">Print the total of the readings and how many are below zero.</w:t>
+                    <w:t xml:space="preserve">Ask the user for how many readings there are, then for that many whole numbers. Display [total], then [how many of the readings are below 0] on the next line.</w:t>
                   </w:r>
                 </w:p>
               </w:tc>
@@ -4831,7 +4831,7 @@
                       <w:sz w:val="21"/>
                       <w:szCs w:val="21"/>
                     </w:rPr>
-                    <w:t xml:space="preserve">Draw a rectangle of stars of any size.</w:t>
+                    <w:t xml:space="preserve">Ask the user for the number of rows and then the number of stars in each row. Display one line for each row, made of that many * characters and nothing else.</w:t>
                   </w:r>
                 </w:p>
               </w:tc>
@@ -4937,7 +4937,7 @@
                       <w:sz w:val="21"/>
                       <w:szCs w:val="21"/>
                     </w:rPr>
-                    <w:t xml:space="preserve">Print a multiplication square of a given size.</w:t>
+                    <w:t xml:space="preserve">Ask the user for the size of the square. Display one line for each row from 1 up to that size: the row number times 1, times 2, and so on up to the size.</w:t>
                   </w:r>
                 </w:p>
               </w:tc>
@@ -5611,7 +5611,7 @@
                       <w:sz w:val="21"/>
                       <w:szCs w:val="21"/>
                     </w:rPr>
-                    <w:t xml:space="preserve">Print each amount with the total so far, then the average.</w:t>
+                    <w:t xml:space="preserve">Ask the user for how many amounts there are, then for that many whole numbers. After each one display a line in the form [amount] [total so far]. At the end display [average] rounded to 1 decimal place.</w:t>
                   </w:r>
                 </w:p>
               </w:tc>

--- a/worksheets/PR_L04_LapCounter_Worksheet.docx
+++ b/worksheets/PR_L04_LapCounter_Worksheet.docx
@@ -1711,7 +1711,7 @@
                       <w:sz w:val="21"/>
                       <w:szCs w:val="21"/>
                     </w:rPr>
-                    <w:t xml:space="preserve">Ask the user for one word. Display [word] four times, one on each of four lines.</w:t>
+                    <w:t xml:space="preserve">Ask the user for a word. Display [word] three times, one on each of three lines.</w:t>
                   </w:r>
                 </w:p>
               </w:tc>
@@ -1817,7 +1817,7 @@
                       <w:sz w:val="21"/>
                       <w:szCs w:val="21"/>
                     </w:rPr>
-                    <w:t xml:space="preserve">Ask the user for a word and then a whole number. Display start, then [word] on that many lines.</w:t>
+                    <w:t xml:space="preserve">Ask the user for a word and then a whole number. Display [word] on that many lines.</w:t>
                   </w:r>
                 </w:p>
               </w:tc>
@@ -1852,6 +1852,218 @@
                       <w:szCs w:val="21"/>
                     </w:rPr>
                     <w:t xml:space="preserve">2</w:t>
+                  </w:r>
+                </w:p>
+              </w:tc>
+              <w:tc>
+                <w:tcPr>
+                  <w:tcW w:type="dxa" w:w="3342"/>
+                  <w:tcBorders>
+                    <w:top w:val="single" w:color="B7C2D1" w:sz="4"/>
+                    <w:left w:val="single" w:color="B7C2D1" w:sz="4"/>
+                    <w:bottom w:val="single" w:color="B7C2D1" w:sz="4"/>
+                    <w:right w:val="single" w:color="B7C2D1" w:sz="4"/>
+                  </w:tcBorders>
+                  <w:shd w:fill="FFFFFF" w:color="auto" w:val="clear"/>
+                  <w:tcMar>
+                    <w:top w:type="dxa" w:w="80"/>
+                    <w:left w:type="dxa" w:w="120"/>
+                    <w:bottom w:type="dxa" w:w="80"/>
+                    <w:right w:type="dxa" w:w="120"/>
+                  </w:tcMar>
+                  <w:vAlign w:val="center"/>
+                </w:tcPr>
+                <w:p>
+                  <w:pPr>
+                    <w:spacing w:after="0" w:before="0"/>
+                  </w:pPr>
+                  <w:r>
+                    <w:rPr>
+                      <w:rFonts w:ascii="Arial" w:cs="Arial" w:eastAsia="Arial" w:hAnsi="Arial"/>
+                      <w:b w:val="false"/>
+                      <w:bCs w:val="false"/>
+                      <w:sz w:val="21"/>
+                      <w:szCs w:val="21"/>
+                    </w:rPr>
+                    <w:t xml:space="preserve"/>
+                  </w:r>
+                </w:p>
+              </w:tc>
+            </w:tr>
+            <w:tr>
+              <w:trPr>
+                <w:cantSplit/>
+                <w:trHeight w:val="360" w:hRule="atLeast"/>
+              </w:trPr>
+              <w:tc>
+                <w:tcPr>
+                  <w:tcW w:type="dxa" w:w="3342"/>
+                  <w:tcBorders>
+                    <w:top w:val="single" w:color="B7C2D1" w:sz="4"/>
+                    <w:left w:val="single" w:color="B7C2D1" w:sz="4"/>
+                    <w:bottom w:val="single" w:color="B7C2D1" w:sz="4"/>
+                    <w:right w:val="single" w:color="B7C2D1" w:sz="4"/>
+                  </w:tcBorders>
+                  <w:shd w:fill="FFFFFF" w:color="auto" w:val="clear"/>
+                  <w:tcMar>
+                    <w:top w:type="dxa" w:w="80"/>
+                    <w:left w:type="dxa" w:w="120"/>
+                    <w:bottom w:type="dxa" w:w="80"/>
+                    <w:right w:type="dxa" w:w="120"/>
+                  </w:tcMar>
+                  <w:vAlign w:val="center"/>
+                </w:tcPr>
+                <w:p>
+                  <w:pPr>
+                    <w:spacing w:after="0" w:before="0"/>
+                  </w:pPr>
+                  <w:r>
+                    <w:rPr>
+                      <w:rFonts w:ascii="Arial" w:cs="Arial" w:eastAsia="Arial" w:hAnsi="Arial"/>
+                      <w:sz w:val="21"/>
+                      <w:szCs w:val="21"/>
+                    </w:rPr>
+                    <w:t xml:space="preserve">Ask the user for a word and then a whole number. Display start, then [word] on that many lines.</w:t>
+                  </w:r>
+                </w:p>
+              </w:tc>
+              <w:tc>
+                <w:tcPr>
+                  <w:tcW w:type="dxa" w:w="3342"/>
+                  <w:tcBorders>
+                    <w:top w:val="single" w:color="B7C2D1" w:sz="4"/>
+                    <w:left w:val="single" w:color="B7C2D1" w:sz="4"/>
+                    <w:bottom w:val="single" w:color="B7C2D1" w:sz="4"/>
+                    <w:right w:val="single" w:color="B7C2D1" w:sz="4"/>
+                  </w:tcBorders>
+                  <w:shd w:fill="FFFFFF" w:color="auto" w:val="clear"/>
+                  <w:tcMar>
+                    <w:top w:type="dxa" w:w="80"/>
+                    <w:left w:type="dxa" w:w="120"/>
+                    <w:bottom w:type="dxa" w:w="80"/>
+                    <w:right w:type="dxa" w:w="120"/>
+                  </w:tcMar>
+                  <w:vAlign w:val="center"/>
+                </w:tcPr>
+                <w:p>
+                  <w:pPr>
+                    <w:spacing w:after="0" w:before="0"/>
+                  </w:pPr>
+                  <w:r>
+                    <w:rPr>
+                      <w:rFonts w:ascii="Arial" w:cs="Arial" w:eastAsia="Arial" w:hAnsi="Arial"/>
+                      <w:b w:val="false"/>
+                      <w:bCs w:val="false"/>
+                      <w:sz w:val="21"/>
+                      <w:szCs w:val="21"/>
+                    </w:rPr>
+                    <w:t xml:space="preserve">2</w:t>
+                  </w:r>
+                </w:p>
+              </w:tc>
+              <w:tc>
+                <w:tcPr>
+                  <w:tcW w:type="dxa" w:w="3342"/>
+                  <w:tcBorders>
+                    <w:top w:val="single" w:color="B7C2D1" w:sz="4"/>
+                    <w:left w:val="single" w:color="B7C2D1" w:sz="4"/>
+                    <w:bottom w:val="single" w:color="B7C2D1" w:sz="4"/>
+                    <w:right w:val="single" w:color="B7C2D1" w:sz="4"/>
+                  </w:tcBorders>
+                  <w:shd w:fill="FFFFFF" w:color="auto" w:val="clear"/>
+                  <w:tcMar>
+                    <w:top w:type="dxa" w:w="80"/>
+                    <w:left w:type="dxa" w:w="120"/>
+                    <w:bottom w:type="dxa" w:w="80"/>
+                    <w:right w:type="dxa" w:w="120"/>
+                  </w:tcMar>
+                  <w:vAlign w:val="center"/>
+                </w:tcPr>
+                <w:p>
+                  <w:pPr>
+                    <w:spacing w:after="0" w:before="0"/>
+                  </w:pPr>
+                  <w:r>
+                    <w:rPr>
+                      <w:rFonts w:ascii="Arial" w:cs="Arial" w:eastAsia="Arial" w:hAnsi="Arial"/>
+                      <w:b w:val="false"/>
+                      <w:bCs w:val="false"/>
+                      <w:sz w:val="21"/>
+                      <w:szCs w:val="21"/>
+                    </w:rPr>
+                    <w:t xml:space="preserve"/>
+                  </w:r>
+                </w:p>
+              </w:tc>
+            </w:tr>
+            <w:tr>
+              <w:trPr>
+                <w:cantSplit/>
+                <w:trHeight w:val="360" w:hRule="atLeast"/>
+              </w:trPr>
+              <w:tc>
+                <w:tcPr>
+                  <w:tcW w:type="dxa" w:w="3342"/>
+                  <w:tcBorders>
+                    <w:top w:val="single" w:color="B7C2D1" w:sz="4"/>
+                    <w:left w:val="single" w:color="B7C2D1" w:sz="4"/>
+                    <w:bottom w:val="single" w:color="B7C2D1" w:sz="4"/>
+                    <w:right w:val="single" w:color="B7C2D1" w:sz="4"/>
+                  </w:tcBorders>
+                  <w:shd w:fill="FFFFFF" w:color="auto" w:val="clear"/>
+                  <w:tcMar>
+                    <w:top w:type="dxa" w:w="80"/>
+                    <w:left w:type="dxa" w:w="120"/>
+                    <w:bottom w:type="dxa" w:w="80"/>
+                    <w:right w:type="dxa" w:w="120"/>
+                  </w:tcMar>
+                  <w:vAlign w:val="center"/>
+                </w:tcPr>
+                <w:p>
+                  <w:pPr>
+                    <w:spacing w:after="0" w:before="0"/>
+                  </w:pPr>
+                  <w:r>
+                    <w:rPr>
+                      <w:rFonts w:ascii="Arial" w:cs="Arial" w:eastAsia="Arial" w:hAnsi="Arial"/>
+                      <w:sz w:val="21"/>
+                      <w:szCs w:val="21"/>
+                    </w:rPr>
+                    <w:t xml:space="preserve">Ask the user for two words and then a whole number. Display [first word], then [second word] on the next line, and repeat those two lines as many times as the number says.</w:t>
+                  </w:r>
+                </w:p>
+              </w:tc>
+              <w:tc>
+                <w:tcPr>
+                  <w:tcW w:type="dxa" w:w="3342"/>
+                  <w:tcBorders>
+                    <w:top w:val="single" w:color="B7C2D1" w:sz="4"/>
+                    <w:left w:val="single" w:color="B7C2D1" w:sz="4"/>
+                    <w:bottom w:val="single" w:color="B7C2D1" w:sz="4"/>
+                    <w:right w:val="single" w:color="B7C2D1" w:sz="4"/>
+                  </w:tcBorders>
+                  <w:shd w:fill="FFFFFF" w:color="auto" w:val="clear"/>
+                  <w:tcMar>
+                    <w:top w:type="dxa" w:w="80"/>
+                    <w:left w:type="dxa" w:w="120"/>
+                    <w:bottom w:type="dxa" w:w="80"/>
+                    <w:right w:type="dxa" w:w="120"/>
+                  </w:tcMar>
+                  <w:vAlign w:val="center"/>
+                </w:tcPr>
+                <w:p>
+                  <w:pPr>
+                    <w:spacing w:after="0" w:before="0"/>
+                  </w:pPr>
+                  <w:r>
+                    <w:rPr>
+                      <w:rFonts w:ascii="Arial" w:cs="Arial" w:eastAsia="Arial" w:hAnsi="Arial"/>
+                      <w:b w:val="false"/>
+                      <w:bCs w:val="false"/>
+                      <w:sz w:val="21"/>
+                      <w:szCs w:val="21"/>
+                    </w:rPr>
+                    <w:t xml:space="preserve">3</w:t>
                   </w:r>
                 </w:p>
               </w:tc>
@@ -2491,7 +2703,7 @@
                       <w:sz w:val="21"/>
                       <w:szCs w:val="21"/>
                     </w:rPr>
-                    <w:t xml:space="preserve">Ask the user for how many lanes there are. Display the lane numbers from 1 up to and including that number, one on each line.</w:t>
+                    <w:t xml:space="preserve">Ask the user for a whole number. Display every number from 0 up to but not including it, one on each line.</w:t>
                   </w:r>
                 </w:p>
               </w:tc>
@@ -2597,7 +2809,219 @@
                       <w:sz w:val="21"/>
                       <w:szCs w:val="21"/>
                     </w:rPr>
-                    <w:t xml:space="preserve">Ask the user for the largest side length. For every side from 1 up to and including that number, display a line in the form [side] [side times itself].</w:t>
+                    <w:t xml:space="preserve">Ask the user for a whole number. Display every number from 1 up to and including it, one on each line.</w:t>
+                  </w:r>
+                </w:p>
+              </w:tc>
+              <w:tc>
+                <w:tcPr>
+                  <w:tcW w:type="dxa" w:w="3342"/>
+                  <w:tcBorders>
+                    <w:top w:val="single" w:color="B7C2D1" w:sz="4"/>
+                    <w:left w:val="single" w:color="B7C2D1" w:sz="4"/>
+                    <w:bottom w:val="single" w:color="B7C2D1" w:sz="4"/>
+                    <w:right w:val="single" w:color="B7C2D1" w:sz="4"/>
+                  </w:tcBorders>
+                  <w:shd w:fill="FFFFFF" w:color="auto" w:val="clear"/>
+                  <w:tcMar>
+                    <w:top w:type="dxa" w:w="80"/>
+                    <w:left w:type="dxa" w:w="120"/>
+                    <w:bottom w:type="dxa" w:w="80"/>
+                    <w:right w:type="dxa" w:w="120"/>
+                  </w:tcMar>
+                  <w:vAlign w:val="center"/>
+                </w:tcPr>
+                <w:p>
+                  <w:pPr>
+                    <w:spacing w:after="0" w:before="0"/>
+                  </w:pPr>
+                  <w:r>
+                    <w:rPr>
+                      <w:rFonts w:ascii="Arial" w:cs="Arial" w:eastAsia="Arial" w:hAnsi="Arial"/>
+                      <w:b w:val="false"/>
+                      <w:bCs w:val="false"/>
+                      <w:sz w:val="21"/>
+                      <w:szCs w:val="21"/>
+                    </w:rPr>
+                    <w:t xml:space="preserve">2</w:t>
+                  </w:r>
+                </w:p>
+              </w:tc>
+              <w:tc>
+                <w:tcPr>
+                  <w:tcW w:type="dxa" w:w="3342"/>
+                  <w:tcBorders>
+                    <w:top w:val="single" w:color="B7C2D1" w:sz="4"/>
+                    <w:left w:val="single" w:color="B7C2D1" w:sz="4"/>
+                    <w:bottom w:val="single" w:color="B7C2D1" w:sz="4"/>
+                    <w:right w:val="single" w:color="B7C2D1" w:sz="4"/>
+                  </w:tcBorders>
+                  <w:shd w:fill="FFFFFF" w:color="auto" w:val="clear"/>
+                  <w:tcMar>
+                    <w:top w:type="dxa" w:w="80"/>
+                    <w:left w:type="dxa" w:w="120"/>
+                    <w:bottom w:type="dxa" w:w="80"/>
+                    <w:right w:type="dxa" w:w="120"/>
+                  </w:tcMar>
+                  <w:vAlign w:val="center"/>
+                </w:tcPr>
+                <w:p>
+                  <w:pPr>
+                    <w:spacing w:after="0" w:before="0"/>
+                  </w:pPr>
+                  <w:r>
+                    <w:rPr>
+                      <w:rFonts w:ascii="Arial" w:cs="Arial" w:eastAsia="Arial" w:hAnsi="Arial"/>
+                      <w:b w:val="false"/>
+                      <w:bCs w:val="false"/>
+                      <w:sz w:val="21"/>
+                      <w:szCs w:val="21"/>
+                    </w:rPr>
+                    <w:t xml:space="preserve"/>
+                  </w:r>
+                </w:p>
+              </w:tc>
+            </w:tr>
+            <w:tr>
+              <w:trPr>
+                <w:cantSplit/>
+                <w:trHeight w:val="360" w:hRule="atLeast"/>
+              </w:trPr>
+              <w:tc>
+                <w:tcPr>
+                  <w:tcW w:type="dxa" w:w="3342"/>
+                  <w:tcBorders>
+                    <w:top w:val="single" w:color="B7C2D1" w:sz="4"/>
+                    <w:left w:val="single" w:color="B7C2D1" w:sz="4"/>
+                    <w:bottom w:val="single" w:color="B7C2D1" w:sz="4"/>
+                    <w:right w:val="single" w:color="B7C2D1" w:sz="4"/>
+                  </w:tcBorders>
+                  <w:shd w:fill="FFFFFF" w:color="auto" w:val="clear"/>
+                  <w:tcMar>
+                    <w:top w:type="dxa" w:w="80"/>
+                    <w:left w:type="dxa" w:w="120"/>
+                    <w:bottom w:type="dxa" w:w="80"/>
+                    <w:right w:type="dxa" w:w="120"/>
+                  </w:tcMar>
+                  <w:vAlign w:val="center"/>
+                </w:tcPr>
+                <w:p>
+                  <w:pPr>
+                    <w:spacing w:after="0" w:before="0"/>
+                  </w:pPr>
+                  <w:r>
+                    <w:rPr>
+                      <w:rFonts w:ascii="Arial" w:cs="Arial" w:eastAsia="Arial" w:hAnsi="Arial"/>
+                      <w:sz w:val="21"/>
+                      <w:szCs w:val="21"/>
+                    </w:rPr>
+                    <w:t xml:space="preserve">Ask the user for a whole number. For every number from 1 up to and including it, display a line in the form [number] [number times itself].</w:t>
+                  </w:r>
+                </w:p>
+              </w:tc>
+              <w:tc>
+                <w:tcPr>
+                  <w:tcW w:type="dxa" w:w="3342"/>
+                  <w:tcBorders>
+                    <w:top w:val="single" w:color="B7C2D1" w:sz="4"/>
+                    <w:left w:val="single" w:color="B7C2D1" w:sz="4"/>
+                    <w:bottom w:val="single" w:color="B7C2D1" w:sz="4"/>
+                    <w:right w:val="single" w:color="B7C2D1" w:sz="4"/>
+                  </w:tcBorders>
+                  <w:shd w:fill="FFFFFF" w:color="auto" w:val="clear"/>
+                  <w:tcMar>
+                    <w:top w:type="dxa" w:w="80"/>
+                    <w:left w:type="dxa" w:w="120"/>
+                    <w:bottom w:type="dxa" w:w="80"/>
+                    <w:right w:type="dxa" w:w="120"/>
+                  </w:tcMar>
+                  <w:vAlign w:val="center"/>
+                </w:tcPr>
+                <w:p>
+                  <w:pPr>
+                    <w:spacing w:after="0" w:before="0"/>
+                  </w:pPr>
+                  <w:r>
+                    <w:rPr>
+                      <w:rFonts w:ascii="Arial" w:cs="Arial" w:eastAsia="Arial" w:hAnsi="Arial"/>
+                      <w:b w:val="false"/>
+                      <w:bCs w:val="false"/>
+                      <w:sz w:val="21"/>
+                      <w:szCs w:val="21"/>
+                    </w:rPr>
+                    <w:t xml:space="preserve">2</w:t>
+                  </w:r>
+                </w:p>
+              </w:tc>
+              <w:tc>
+                <w:tcPr>
+                  <w:tcW w:type="dxa" w:w="3342"/>
+                  <w:tcBorders>
+                    <w:top w:val="single" w:color="B7C2D1" w:sz="4"/>
+                    <w:left w:val="single" w:color="B7C2D1" w:sz="4"/>
+                    <w:bottom w:val="single" w:color="B7C2D1" w:sz="4"/>
+                    <w:right w:val="single" w:color="B7C2D1" w:sz="4"/>
+                  </w:tcBorders>
+                  <w:shd w:fill="FFFFFF" w:color="auto" w:val="clear"/>
+                  <w:tcMar>
+                    <w:top w:type="dxa" w:w="80"/>
+                    <w:left w:type="dxa" w:w="120"/>
+                    <w:bottom w:type="dxa" w:w="80"/>
+                    <w:right w:type="dxa" w:w="120"/>
+                  </w:tcMar>
+                  <w:vAlign w:val="center"/>
+                </w:tcPr>
+                <w:p>
+                  <w:pPr>
+                    <w:spacing w:after="0" w:before="0"/>
+                  </w:pPr>
+                  <w:r>
+                    <w:rPr>
+                      <w:rFonts w:ascii="Arial" w:cs="Arial" w:eastAsia="Arial" w:hAnsi="Arial"/>
+                      <w:b w:val="false"/>
+                      <w:bCs w:val="false"/>
+                      <w:sz w:val="21"/>
+                      <w:szCs w:val="21"/>
+                    </w:rPr>
+                    <w:t xml:space="preserve"/>
+                  </w:r>
+                </w:p>
+              </w:tc>
+            </w:tr>
+            <w:tr>
+              <w:trPr>
+                <w:cantSplit/>
+                <w:trHeight w:val="360" w:hRule="atLeast"/>
+              </w:trPr>
+              <w:tc>
+                <w:tcPr>
+                  <w:tcW w:type="dxa" w:w="3342"/>
+                  <w:tcBorders>
+                    <w:top w:val="single" w:color="B7C2D1" w:sz="4"/>
+                    <w:left w:val="single" w:color="B7C2D1" w:sz="4"/>
+                    <w:bottom w:val="single" w:color="B7C2D1" w:sz="4"/>
+                    <w:right w:val="single" w:color="B7C2D1" w:sz="4"/>
+                  </w:tcBorders>
+                  <w:shd w:fill="FFFFFF" w:color="auto" w:val="clear"/>
+                  <w:tcMar>
+                    <w:top w:type="dxa" w:w="80"/>
+                    <w:left w:type="dxa" w:w="120"/>
+                    <w:bottom w:type="dxa" w:w="80"/>
+                    <w:right w:type="dxa" w:w="120"/>
+                  </w:tcMar>
+                  <w:vAlign w:val="center"/>
+                </w:tcPr>
+                <w:p>
+                  <w:pPr>
+                    <w:spacing w:after="0" w:before="0"/>
+                  </w:pPr>
+                  <w:r>
+                    <w:rPr>
+                      <w:rFonts w:ascii="Arial" w:cs="Arial" w:eastAsia="Arial" w:hAnsi="Arial"/>
+                      <w:sz w:val="21"/>
+                      <w:szCs w:val="21"/>
+                    </w:rPr>
+                    <w:t xml:space="preserve">Ask the user for a whole number. For every number from 1 up to and including it, display a line in the form [number] [how many numbers still come after it].</w:t>
                   </w:r>
                 </w:p>
               </w:tc>
@@ -3271,7 +3695,7 @@
                       <w:sz w:val="21"/>
                       <w:szCs w:val="21"/>
                     </w:rPr>
-                    <w:t xml:space="preserve">Ask the user for the first row number and then the last row number. Display every row number from the first to the last, both included, one on each line.</w:t>
+                    <w:t xml:space="preserve">Ask the user for two whole numbers, the second never smaller than the first. Display every number from the first to the second, both included, one on each line.</w:t>
                   </w:r>
                 </w:p>
               </w:tc>
@@ -3305,7 +3729,7 @@
                       <w:sz w:val="21"/>
                       <w:szCs w:val="21"/>
                     </w:rPr>
-                    <w:t xml:space="preserve">3</w:t>
+                    <w:t xml:space="preserve">2</w:t>
                   </w:r>
                 </w:p>
               </w:tc>
@@ -3411,7 +3835,219 @@
                       <w:sz w:val="21"/>
                       <w:szCs w:val="21"/>
                     </w:rPr>
-                    <w:t xml:space="preserve">4</w:t>
+                    <w:t xml:space="preserve">2</w:t>
+                  </w:r>
+                </w:p>
+              </w:tc>
+              <w:tc>
+                <w:tcPr>
+                  <w:tcW w:type="dxa" w:w="3342"/>
+                  <w:tcBorders>
+                    <w:top w:val="single" w:color="B7C2D1" w:sz="4"/>
+                    <w:left w:val="single" w:color="B7C2D1" w:sz="4"/>
+                    <w:bottom w:val="single" w:color="B7C2D1" w:sz="4"/>
+                    <w:right w:val="single" w:color="B7C2D1" w:sz="4"/>
+                  </w:tcBorders>
+                  <w:shd w:fill="FFFFFF" w:color="auto" w:val="clear"/>
+                  <w:tcMar>
+                    <w:top w:type="dxa" w:w="80"/>
+                    <w:left w:type="dxa" w:w="120"/>
+                    <w:bottom w:type="dxa" w:w="80"/>
+                    <w:right w:type="dxa" w:w="120"/>
+                  </w:tcMar>
+                  <w:vAlign w:val="center"/>
+                </w:tcPr>
+                <w:p>
+                  <w:pPr>
+                    <w:spacing w:after="0" w:before="0"/>
+                  </w:pPr>
+                  <w:r>
+                    <w:rPr>
+                      <w:rFonts w:ascii="Arial" w:cs="Arial" w:eastAsia="Arial" w:hAnsi="Arial"/>
+                      <w:b w:val="false"/>
+                      <w:bCs w:val="false"/>
+                      <w:sz w:val="21"/>
+                      <w:szCs w:val="21"/>
+                    </w:rPr>
+                    <w:t xml:space="preserve"/>
+                  </w:r>
+                </w:p>
+              </w:tc>
+            </w:tr>
+            <w:tr>
+              <w:trPr>
+                <w:cantSplit/>
+                <w:trHeight w:val="360" w:hRule="atLeast"/>
+              </w:trPr>
+              <w:tc>
+                <w:tcPr>
+                  <w:tcW w:type="dxa" w:w="3342"/>
+                  <w:tcBorders>
+                    <w:top w:val="single" w:color="B7C2D1" w:sz="4"/>
+                    <w:left w:val="single" w:color="B7C2D1" w:sz="4"/>
+                    <w:bottom w:val="single" w:color="B7C2D1" w:sz="4"/>
+                    <w:right w:val="single" w:color="B7C2D1" w:sz="4"/>
+                  </w:tcBorders>
+                  <w:shd w:fill="FFFFFF" w:color="auto" w:val="clear"/>
+                  <w:tcMar>
+                    <w:top w:type="dxa" w:w="80"/>
+                    <w:left w:type="dxa" w:w="120"/>
+                    <w:bottom w:type="dxa" w:w="80"/>
+                    <w:right w:type="dxa" w:w="120"/>
+                  </w:tcMar>
+                  <w:vAlign w:val="center"/>
+                </w:tcPr>
+                <w:p>
+                  <w:pPr>
+                    <w:spacing w:after="0" w:before="0"/>
+                  </w:pPr>
+                  <w:r>
+                    <w:rPr>
+                      <w:rFonts w:ascii="Arial" w:cs="Arial" w:eastAsia="Arial" w:hAnsi="Arial"/>
+                      <w:sz w:val="21"/>
+                      <w:szCs w:val="21"/>
+                    </w:rPr>
+                    <w:t xml:space="preserve">Ask the user for a whole number. Display every even number from 2 up to and including it, one on each line.</w:t>
+                  </w:r>
+                </w:p>
+              </w:tc>
+              <w:tc>
+                <w:tcPr>
+                  <w:tcW w:type="dxa" w:w="3342"/>
+                  <w:tcBorders>
+                    <w:top w:val="single" w:color="B7C2D1" w:sz="4"/>
+                    <w:left w:val="single" w:color="B7C2D1" w:sz="4"/>
+                    <w:bottom w:val="single" w:color="B7C2D1" w:sz="4"/>
+                    <w:right w:val="single" w:color="B7C2D1" w:sz="4"/>
+                  </w:tcBorders>
+                  <w:shd w:fill="FFFFFF" w:color="auto" w:val="clear"/>
+                  <w:tcMar>
+                    <w:top w:type="dxa" w:w="80"/>
+                    <w:left w:type="dxa" w:w="120"/>
+                    <w:bottom w:type="dxa" w:w="80"/>
+                    <w:right w:type="dxa" w:w="120"/>
+                  </w:tcMar>
+                  <w:vAlign w:val="center"/>
+                </w:tcPr>
+                <w:p>
+                  <w:pPr>
+                    <w:spacing w:after="0" w:before="0"/>
+                  </w:pPr>
+                  <w:r>
+                    <w:rPr>
+                      <w:rFonts w:ascii="Arial" w:cs="Arial" w:eastAsia="Arial" w:hAnsi="Arial"/>
+                      <w:b w:val="false"/>
+                      <w:bCs w:val="false"/>
+                      <w:sz w:val="21"/>
+                      <w:szCs w:val="21"/>
+                    </w:rPr>
+                    <w:t xml:space="preserve">2</w:t>
+                  </w:r>
+                </w:p>
+              </w:tc>
+              <w:tc>
+                <w:tcPr>
+                  <w:tcW w:type="dxa" w:w="3342"/>
+                  <w:tcBorders>
+                    <w:top w:val="single" w:color="B7C2D1" w:sz="4"/>
+                    <w:left w:val="single" w:color="B7C2D1" w:sz="4"/>
+                    <w:bottom w:val="single" w:color="B7C2D1" w:sz="4"/>
+                    <w:right w:val="single" w:color="B7C2D1" w:sz="4"/>
+                  </w:tcBorders>
+                  <w:shd w:fill="FFFFFF" w:color="auto" w:val="clear"/>
+                  <w:tcMar>
+                    <w:top w:type="dxa" w:w="80"/>
+                    <w:left w:type="dxa" w:w="120"/>
+                    <w:bottom w:type="dxa" w:w="80"/>
+                    <w:right w:type="dxa" w:w="120"/>
+                  </w:tcMar>
+                  <w:vAlign w:val="center"/>
+                </w:tcPr>
+                <w:p>
+                  <w:pPr>
+                    <w:spacing w:after="0" w:before="0"/>
+                  </w:pPr>
+                  <w:r>
+                    <w:rPr>
+                      <w:rFonts w:ascii="Arial" w:cs="Arial" w:eastAsia="Arial" w:hAnsi="Arial"/>
+                      <w:b w:val="false"/>
+                      <w:bCs w:val="false"/>
+                      <w:sz w:val="21"/>
+                      <w:szCs w:val="21"/>
+                    </w:rPr>
+                    <w:t xml:space="preserve"/>
+                  </w:r>
+                </w:p>
+              </w:tc>
+            </w:tr>
+            <w:tr>
+              <w:trPr>
+                <w:cantSplit/>
+                <w:trHeight w:val="360" w:hRule="atLeast"/>
+              </w:trPr>
+              <w:tc>
+                <w:tcPr>
+                  <w:tcW w:type="dxa" w:w="3342"/>
+                  <w:tcBorders>
+                    <w:top w:val="single" w:color="B7C2D1" w:sz="4"/>
+                    <w:left w:val="single" w:color="B7C2D1" w:sz="4"/>
+                    <w:bottom w:val="single" w:color="B7C2D1" w:sz="4"/>
+                    <w:right w:val="single" w:color="B7C2D1" w:sz="4"/>
+                  </w:tcBorders>
+                  <w:shd w:fill="FFFFFF" w:color="auto" w:val="clear"/>
+                  <w:tcMar>
+                    <w:top w:type="dxa" w:w="80"/>
+                    <w:left w:type="dxa" w:w="120"/>
+                    <w:bottom w:type="dxa" w:w="80"/>
+                    <w:right w:type="dxa" w:w="120"/>
+                  </w:tcMar>
+                  <w:vAlign w:val="center"/>
+                </w:tcPr>
+                <w:p>
+                  <w:pPr>
+                    <w:spacing w:after="0" w:before="0"/>
+                  </w:pPr>
+                  <w:r>
+                    <w:rPr>
+                      <w:rFonts w:ascii="Arial" w:cs="Arial" w:eastAsia="Arial" w:hAnsi="Arial"/>
+                      <w:sz w:val="21"/>
+                      <w:szCs w:val="21"/>
+                    </w:rPr>
+                    <w:t xml:space="preserve">Ask the user for two whole numbers, the second never larger than the first. Display every number from the first down to the second, both included, one on each line.</w:t>
+                  </w:r>
+                </w:p>
+              </w:tc>
+              <w:tc>
+                <w:tcPr>
+                  <w:tcW w:type="dxa" w:w="3342"/>
+                  <w:tcBorders>
+                    <w:top w:val="single" w:color="B7C2D1" w:sz="4"/>
+                    <w:left w:val="single" w:color="B7C2D1" w:sz="4"/>
+                    <w:bottom w:val="single" w:color="B7C2D1" w:sz="4"/>
+                    <w:right w:val="single" w:color="B7C2D1" w:sz="4"/>
+                  </w:tcBorders>
+                  <w:shd w:fill="FFFFFF" w:color="auto" w:val="clear"/>
+                  <w:tcMar>
+                    <w:top w:type="dxa" w:w="80"/>
+                    <w:left w:type="dxa" w:w="120"/>
+                    <w:bottom w:type="dxa" w:w="80"/>
+                    <w:right w:type="dxa" w:w="120"/>
+                  </w:tcMar>
+                  <w:vAlign w:val="center"/>
+                </w:tcPr>
+                <w:p>
+                  <w:pPr>
+                    <w:spacing w:after="0" w:before="0"/>
+                  </w:pPr>
+                  <w:r>
+                    <w:rPr>
+                      <w:rFonts w:ascii="Arial" w:cs="Arial" w:eastAsia="Arial" w:hAnsi="Arial"/>
+                      <w:b w:val="false"/>
+                      <w:bCs w:val="false"/>
+                      <w:sz w:val="21"/>
+                      <w:szCs w:val="21"/>
+                    </w:rPr>
+                    <w:t xml:space="preserve">3</w:t>
                   </w:r>
                 </w:p>
               </w:tc>
@@ -4051,7 +4687,7 @@
                       <w:sz w:val="21"/>
                       <w:szCs w:val="21"/>
                     </w:rPr>
-                    <w:t xml:space="preserve">Ask the user for how many amounts there are, then for that many whole numbers. Add up the amounts and display [total] and nothing else.</w:t>
+                    <w:t xml:space="preserve">Ask the user for how many numbers there are, then for that many whole numbers. Add them up and display [total] and nothing else.</w:t>
                   </w:r>
                 </w:p>
               </w:tc>
@@ -4085,7 +4721,7 @@
                       <w:sz w:val="21"/>
                       <w:szCs w:val="21"/>
                     </w:rPr>
-                    <w:t xml:space="preserve">3</w:t>
+                    <w:t xml:space="preserve">2</w:t>
                   </w:r>
                 </w:p>
               </w:tc>
@@ -4157,7 +4793,7 @@
                       <w:sz w:val="21"/>
                       <w:szCs w:val="21"/>
                     </w:rPr>
-                    <w:t xml:space="preserve">Ask the user for how many readings there are, then for that many whole numbers. Display [total], then [how many of the readings are below 0] on the next line.</w:t>
+                    <w:t xml:space="preserve">Ask the user for how many numbers there are, then for that many whole numbers. Display [how many of them are below 0] and nothing else.</w:t>
                   </w:r>
                 </w:p>
               </w:tc>
@@ -4191,7 +4827,219 @@
                       <w:sz w:val="21"/>
                       <w:szCs w:val="21"/>
                     </w:rPr>
-                    <w:t xml:space="preserve">4</w:t>
+                    <w:t xml:space="preserve">2</w:t>
+                  </w:r>
+                </w:p>
+              </w:tc>
+              <w:tc>
+                <w:tcPr>
+                  <w:tcW w:type="dxa" w:w="3342"/>
+                  <w:tcBorders>
+                    <w:top w:val="single" w:color="B7C2D1" w:sz="4"/>
+                    <w:left w:val="single" w:color="B7C2D1" w:sz="4"/>
+                    <w:bottom w:val="single" w:color="B7C2D1" w:sz="4"/>
+                    <w:right w:val="single" w:color="B7C2D1" w:sz="4"/>
+                  </w:tcBorders>
+                  <w:shd w:fill="FFFFFF" w:color="auto" w:val="clear"/>
+                  <w:tcMar>
+                    <w:top w:type="dxa" w:w="80"/>
+                    <w:left w:type="dxa" w:w="120"/>
+                    <w:bottom w:type="dxa" w:w="80"/>
+                    <w:right w:type="dxa" w:w="120"/>
+                  </w:tcMar>
+                  <w:vAlign w:val="center"/>
+                </w:tcPr>
+                <w:p>
+                  <w:pPr>
+                    <w:spacing w:after="0" w:before="0"/>
+                  </w:pPr>
+                  <w:r>
+                    <w:rPr>
+                      <w:rFonts w:ascii="Arial" w:cs="Arial" w:eastAsia="Arial" w:hAnsi="Arial"/>
+                      <w:b w:val="false"/>
+                      <w:bCs w:val="false"/>
+                      <w:sz w:val="21"/>
+                      <w:szCs w:val="21"/>
+                    </w:rPr>
+                    <w:t xml:space="preserve"/>
+                  </w:r>
+                </w:p>
+              </w:tc>
+            </w:tr>
+            <w:tr>
+              <w:trPr>
+                <w:cantSplit/>
+                <w:trHeight w:val="360" w:hRule="atLeast"/>
+              </w:trPr>
+              <w:tc>
+                <w:tcPr>
+                  <w:tcW w:type="dxa" w:w="3342"/>
+                  <w:tcBorders>
+                    <w:top w:val="single" w:color="B7C2D1" w:sz="4"/>
+                    <w:left w:val="single" w:color="B7C2D1" w:sz="4"/>
+                    <w:bottom w:val="single" w:color="B7C2D1" w:sz="4"/>
+                    <w:right w:val="single" w:color="B7C2D1" w:sz="4"/>
+                  </w:tcBorders>
+                  <w:shd w:fill="FFFFFF" w:color="auto" w:val="clear"/>
+                  <w:tcMar>
+                    <w:top w:type="dxa" w:w="80"/>
+                    <w:left w:type="dxa" w:w="120"/>
+                    <w:bottom w:type="dxa" w:w="80"/>
+                    <w:right w:type="dxa" w:w="120"/>
+                  </w:tcMar>
+                  <w:vAlign w:val="center"/>
+                </w:tcPr>
+                <w:p>
+                  <w:pPr>
+                    <w:spacing w:after="0" w:before="0"/>
+                  </w:pPr>
+                  <w:r>
+                    <w:rPr>
+                      <w:rFonts w:ascii="Arial" w:cs="Arial" w:eastAsia="Arial" w:hAnsi="Arial"/>
+                      <w:sz w:val="21"/>
+                      <w:szCs w:val="21"/>
+                    </w:rPr>
+                    <w:t xml:space="preserve">Ask the user for how many numbers there are, then for that many whole numbers. Display [total], then [how many of them are below 0] on the next line.</w:t>
+                  </w:r>
+                </w:p>
+              </w:tc>
+              <w:tc>
+                <w:tcPr>
+                  <w:tcW w:type="dxa" w:w="3342"/>
+                  <w:tcBorders>
+                    <w:top w:val="single" w:color="B7C2D1" w:sz="4"/>
+                    <w:left w:val="single" w:color="B7C2D1" w:sz="4"/>
+                    <w:bottom w:val="single" w:color="B7C2D1" w:sz="4"/>
+                    <w:right w:val="single" w:color="B7C2D1" w:sz="4"/>
+                  </w:tcBorders>
+                  <w:shd w:fill="FFFFFF" w:color="auto" w:val="clear"/>
+                  <w:tcMar>
+                    <w:top w:type="dxa" w:w="80"/>
+                    <w:left w:type="dxa" w:w="120"/>
+                    <w:bottom w:type="dxa" w:w="80"/>
+                    <w:right w:type="dxa" w:w="120"/>
+                  </w:tcMar>
+                  <w:vAlign w:val="center"/>
+                </w:tcPr>
+                <w:p>
+                  <w:pPr>
+                    <w:spacing w:after="0" w:before="0"/>
+                  </w:pPr>
+                  <w:r>
+                    <w:rPr>
+                      <w:rFonts w:ascii="Arial" w:cs="Arial" w:eastAsia="Arial" w:hAnsi="Arial"/>
+                      <w:b w:val="false"/>
+                      <w:bCs w:val="false"/>
+                      <w:sz w:val="21"/>
+                      <w:szCs w:val="21"/>
+                    </w:rPr>
+                    <w:t xml:space="preserve">3</w:t>
+                  </w:r>
+                </w:p>
+              </w:tc>
+              <w:tc>
+                <w:tcPr>
+                  <w:tcW w:type="dxa" w:w="3342"/>
+                  <w:tcBorders>
+                    <w:top w:val="single" w:color="B7C2D1" w:sz="4"/>
+                    <w:left w:val="single" w:color="B7C2D1" w:sz="4"/>
+                    <w:bottom w:val="single" w:color="B7C2D1" w:sz="4"/>
+                    <w:right w:val="single" w:color="B7C2D1" w:sz="4"/>
+                  </w:tcBorders>
+                  <w:shd w:fill="FFFFFF" w:color="auto" w:val="clear"/>
+                  <w:tcMar>
+                    <w:top w:type="dxa" w:w="80"/>
+                    <w:left w:type="dxa" w:w="120"/>
+                    <w:bottom w:type="dxa" w:w="80"/>
+                    <w:right w:type="dxa" w:w="120"/>
+                  </w:tcMar>
+                  <w:vAlign w:val="center"/>
+                </w:tcPr>
+                <w:p>
+                  <w:pPr>
+                    <w:spacing w:after="0" w:before="0"/>
+                  </w:pPr>
+                  <w:r>
+                    <w:rPr>
+                      <w:rFonts w:ascii="Arial" w:cs="Arial" w:eastAsia="Arial" w:hAnsi="Arial"/>
+                      <w:b w:val="false"/>
+                      <w:bCs w:val="false"/>
+                      <w:sz w:val="21"/>
+                      <w:szCs w:val="21"/>
+                    </w:rPr>
+                    <w:t xml:space="preserve"/>
+                  </w:r>
+                </w:p>
+              </w:tc>
+            </w:tr>
+            <w:tr>
+              <w:trPr>
+                <w:cantSplit/>
+                <w:trHeight w:val="360" w:hRule="atLeast"/>
+              </w:trPr>
+              <w:tc>
+                <w:tcPr>
+                  <w:tcW w:type="dxa" w:w="3342"/>
+                  <w:tcBorders>
+                    <w:top w:val="single" w:color="B7C2D1" w:sz="4"/>
+                    <w:left w:val="single" w:color="B7C2D1" w:sz="4"/>
+                    <w:bottom w:val="single" w:color="B7C2D1" w:sz="4"/>
+                    <w:right w:val="single" w:color="B7C2D1" w:sz="4"/>
+                  </w:tcBorders>
+                  <w:shd w:fill="FFFFFF" w:color="auto" w:val="clear"/>
+                  <w:tcMar>
+                    <w:top w:type="dxa" w:w="80"/>
+                    <w:left w:type="dxa" w:w="120"/>
+                    <w:bottom w:type="dxa" w:w="80"/>
+                    <w:right w:type="dxa" w:w="120"/>
+                  </w:tcMar>
+                  <w:vAlign w:val="center"/>
+                </w:tcPr>
+                <w:p>
+                  <w:pPr>
+                    <w:spacing w:after="0" w:before="0"/>
+                  </w:pPr>
+                  <w:r>
+                    <w:rPr>
+                      <w:rFonts w:ascii="Arial" w:cs="Arial" w:eastAsia="Arial" w:hAnsi="Arial"/>
+                      <w:sz w:val="21"/>
+                      <w:szCs w:val="21"/>
+                    </w:rPr>
+                    <w:t xml:space="preserve">Ask the user for how many numbers there are, then for that many whole numbers. After each one, display a line in the form [number] [total so far].</w:t>
+                  </w:r>
+                </w:p>
+              </w:tc>
+              <w:tc>
+                <w:tcPr>
+                  <w:tcW w:type="dxa" w:w="3342"/>
+                  <w:tcBorders>
+                    <w:top w:val="single" w:color="B7C2D1" w:sz="4"/>
+                    <w:left w:val="single" w:color="B7C2D1" w:sz="4"/>
+                    <w:bottom w:val="single" w:color="B7C2D1" w:sz="4"/>
+                    <w:right w:val="single" w:color="B7C2D1" w:sz="4"/>
+                  </w:tcBorders>
+                  <w:shd w:fill="FFFFFF" w:color="auto" w:val="clear"/>
+                  <w:tcMar>
+                    <w:top w:type="dxa" w:w="80"/>
+                    <w:left w:type="dxa" w:w="120"/>
+                    <w:bottom w:type="dxa" w:w="80"/>
+                    <w:right w:type="dxa" w:w="120"/>
+                  </w:tcMar>
+                  <w:vAlign w:val="center"/>
+                </w:tcPr>
+                <w:p>
+                  <w:pPr>
+                    <w:spacing w:after="0" w:before="0"/>
+                  </w:pPr>
+                  <w:r>
+                    <w:rPr>
+                      <w:rFonts w:ascii="Arial" w:cs="Arial" w:eastAsia="Arial" w:hAnsi="Arial"/>
+                      <w:b w:val="false"/>
+                      <w:bCs w:val="false"/>
+                      <w:sz w:val="21"/>
+                      <w:szCs w:val="21"/>
+                    </w:rPr>
+                    <w:t xml:space="preserve">3</w:t>
                   </w:r>
                 </w:p>
               </w:tc>
@@ -4831,7 +5679,7 @@
                       <w:sz w:val="21"/>
                       <w:szCs w:val="21"/>
                     </w:rPr>
-                    <w:t xml:space="preserve">Ask the user for the number of rows and then the number of stars in each row. Display one line for each row, made of that many * characters and nothing else.</w:t>
+                    <w:t xml:space="preserve">Ask the user for two whole numbers. As many times as the first number says, display every number from 1 up to and including the second number, one on each line.</w:t>
                   </w:r>
                 </w:p>
               </w:tc>
@@ -4865,7 +5713,7 @@
                       <w:sz w:val="21"/>
                       <w:szCs w:val="21"/>
                     </w:rPr>
-                    <w:t xml:space="preserve">4</w:t>
+                    <w:t xml:space="preserve">2</w:t>
                   </w:r>
                 </w:p>
               </w:tc>
@@ -4937,7 +5785,7 @@
                       <w:sz w:val="21"/>
                       <w:szCs w:val="21"/>
                     </w:rPr>
-                    <w:t xml:space="preserve">Ask the user for the size of the square. Display one line for each row from 1 up to that size: the row number times 1, times 2, and so on up to the size.</w:t>
+                    <w:t xml:space="preserve">Ask the user for the number of rows and then the number of * characters in each row. Display one line for each row, made of that many * characters and nothing else.</w:t>
                   </w:r>
                 </w:p>
               </w:tc>
@@ -4971,7 +5819,219 @@
                       <w:sz w:val="21"/>
                       <w:szCs w:val="21"/>
                     </w:rPr>
-                    <w:t xml:space="preserve">5</w:t>
+                    <w:t xml:space="preserve">3</w:t>
+                  </w:r>
+                </w:p>
+              </w:tc>
+              <w:tc>
+                <w:tcPr>
+                  <w:tcW w:type="dxa" w:w="3342"/>
+                  <w:tcBorders>
+                    <w:top w:val="single" w:color="B7C2D1" w:sz="4"/>
+                    <w:left w:val="single" w:color="B7C2D1" w:sz="4"/>
+                    <w:bottom w:val="single" w:color="B7C2D1" w:sz="4"/>
+                    <w:right w:val="single" w:color="B7C2D1" w:sz="4"/>
+                  </w:tcBorders>
+                  <w:shd w:fill="FFFFFF" w:color="auto" w:val="clear"/>
+                  <w:tcMar>
+                    <w:top w:type="dxa" w:w="80"/>
+                    <w:left w:type="dxa" w:w="120"/>
+                    <w:bottom w:type="dxa" w:w="80"/>
+                    <w:right w:type="dxa" w:w="120"/>
+                  </w:tcMar>
+                  <w:vAlign w:val="center"/>
+                </w:tcPr>
+                <w:p>
+                  <w:pPr>
+                    <w:spacing w:after="0" w:before="0"/>
+                  </w:pPr>
+                  <w:r>
+                    <w:rPr>
+                      <w:rFonts w:ascii="Arial" w:cs="Arial" w:eastAsia="Arial" w:hAnsi="Arial"/>
+                      <w:b w:val="false"/>
+                      <w:bCs w:val="false"/>
+                      <w:sz w:val="21"/>
+                      <w:szCs w:val="21"/>
+                    </w:rPr>
+                    <w:t xml:space="preserve"/>
+                  </w:r>
+                </w:p>
+              </w:tc>
+            </w:tr>
+            <w:tr>
+              <w:trPr>
+                <w:cantSplit/>
+                <w:trHeight w:val="360" w:hRule="atLeast"/>
+              </w:trPr>
+              <w:tc>
+                <w:tcPr>
+                  <w:tcW w:type="dxa" w:w="3342"/>
+                  <w:tcBorders>
+                    <w:top w:val="single" w:color="B7C2D1" w:sz="4"/>
+                    <w:left w:val="single" w:color="B7C2D1" w:sz="4"/>
+                    <w:bottom w:val="single" w:color="B7C2D1" w:sz="4"/>
+                    <w:right w:val="single" w:color="B7C2D1" w:sz="4"/>
+                  </w:tcBorders>
+                  <w:shd w:fill="FFFFFF" w:color="auto" w:val="clear"/>
+                  <w:tcMar>
+                    <w:top w:type="dxa" w:w="80"/>
+                    <w:left w:type="dxa" w:w="120"/>
+                    <w:bottom w:type="dxa" w:w="80"/>
+                    <w:right w:type="dxa" w:w="120"/>
+                  </w:tcMar>
+                  <w:vAlign w:val="center"/>
+                </w:tcPr>
+                <w:p>
+                  <w:pPr>
+                    <w:spacing w:after="0" w:before="0"/>
+                  </w:pPr>
+                  <w:r>
+                    <w:rPr>
+                      <w:rFonts w:ascii="Arial" w:cs="Arial" w:eastAsia="Arial" w:hAnsi="Arial"/>
+                      <w:sz w:val="21"/>
+                      <w:szCs w:val="21"/>
+                    </w:rPr>
+                    <w:t xml:space="preserve">Ask the user for a whole number. Display that many lines: the first with one * character, the second with two, and so on, so the last line has as many as the number says.</w:t>
+                  </w:r>
+                </w:p>
+              </w:tc>
+              <w:tc>
+                <w:tcPr>
+                  <w:tcW w:type="dxa" w:w="3342"/>
+                  <w:tcBorders>
+                    <w:top w:val="single" w:color="B7C2D1" w:sz="4"/>
+                    <w:left w:val="single" w:color="B7C2D1" w:sz="4"/>
+                    <w:bottom w:val="single" w:color="B7C2D1" w:sz="4"/>
+                    <w:right w:val="single" w:color="B7C2D1" w:sz="4"/>
+                  </w:tcBorders>
+                  <w:shd w:fill="FFFFFF" w:color="auto" w:val="clear"/>
+                  <w:tcMar>
+                    <w:top w:type="dxa" w:w="80"/>
+                    <w:left w:type="dxa" w:w="120"/>
+                    <w:bottom w:type="dxa" w:w="80"/>
+                    <w:right w:type="dxa" w:w="120"/>
+                  </w:tcMar>
+                  <w:vAlign w:val="center"/>
+                </w:tcPr>
+                <w:p>
+                  <w:pPr>
+                    <w:spacing w:after="0" w:before="0"/>
+                  </w:pPr>
+                  <w:r>
+                    <w:rPr>
+                      <w:rFonts w:ascii="Arial" w:cs="Arial" w:eastAsia="Arial" w:hAnsi="Arial"/>
+                      <w:b w:val="false"/>
+                      <w:bCs w:val="false"/>
+                      <w:sz w:val="21"/>
+                      <w:szCs w:val="21"/>
+                    </w:rPr>
+                    <w:t xml:space="preserve">3</w:t>
+                  </w:r>
+                </w:p>
+              </w:tc>
+              <w:tc>
+                <w:tcPr>
+                  <w:tcW w:type="dxa" w:w="3342"/>
+                  <w:tcBorders>
+                    <w:top w:val="single" w:color="B7C2D1" w:sz="4"/>
+                    <w:left w:val="single" w:color="B7C2D1" w:sz="4"/>
+                    <w:bottom w:val="single" w:color="B7C2D1" w:sz="4"/>
+                    <w:right w:val="single" w:color="B7C2D1" w:sz="4"/>
+                  </w:tcBorders>
+                  <w:shd w:fill="FFFFFF" w:color="auto" w:val="clear"/>
+                  <w:tcMar>
+                    <w:top w:type="dxa" w:w="80"/>
+                    <w:left w:type="dxa" w:w="120"/>
+                    <w:bottom w:type="dxa" w:w="80"/>
+                    <w:right w:type="dxa" w:w="120"/>
+                  </w:tcMar>
+                  <w:vAlign w:val="center"/>
+                </w:tcPr>
+                <w:p>
+                  <w:pPr>
+                    <w:spacing w:after="0" w:before="0"/>
+                  </w:pPr>
+                  <w:r>
+                    <w:rPr>
+                      <w:rFonts w:ascii="Arial" w:cs="Arial" w:eastAsia="Arial" w:hAnsi="Arial"/>
+                      <w:b w:val="false"/>
+                      <w:bCs w:val="false"/>
+                      <w:sz w:val="21"/>
+                      <w:szCs w:val="21"/>
+                    </w:rPr>
+                    <w:t xml:space="preserve"/>
+                  </w:r>
+                </w:p>
+              </w:tc>
+            </w:tr>
+            <w:tr>
+              <w:trPr>
+                <w:cantSplit/>
+                <w:trHeight w:val="360" w:hRule="atLeast"/>
+              </w:trPr>
+              <w:tc>
+                <w:tcPr>
+                  <w:tcW w:type="dxa" w:w="3342"/>
+                  <w:tcBorders>
+                    <w:top w:val="single" w:color="B7C2D1" w:sz="4"/>
+                    <w:left w:val="single" w:color="B7C2D1" w:sz="4"/>
+                    <w:bottom w:val="single" w:color="B7C2D1" w:sz="4"/>
+                    <w:right w:val="single" w:color="B7C2D1" w:sz="4"/>
+                  </w:tcBorders>
+                  <w:shd w:fill="FFFFFF" w:color="auto" w:val="clear"/>
+                  <w:tcMar>
+                    <w:top w:type="dxa" w:w="80"/>
+                    <w:left w:type="dxa" w:w="120"/>
+                    <w:bottom w:type="dxa" w:w="80"/>
+                    <w:right w:type="dxa" w:w="120"/>
+                  </w:tcMar>
+                  <w:vAlign w:val="center"/>
+                </w:tcPr>
+                <w:p>
+                  <w:pPr>
+                    <w:spacing w:after="0" w:before="0"/>
+                  </w:pPr>
+                  <w:r>
+                    <w:rPr>
+                      <w:rFonts w:ascii="Arial" w:cs="Arial" w:eastAsia="Arial" w:hAnsi="Arial"/>
+                      <w:sz w:val="21"/>
+                      <w:szCs w:val="21"/>
+                    </w:rPr>
+                    <w:t xml:space="preserve">Ask the user for a whole number. Display one line for every row from 1 up to and including it, holding that row number multiplied by 1, then by 2, and so on up to that number.</w:t>
+                  </w:r>
+                </w:p>
+              </w:tc>
+              <w:tc>
+                <w:tcPr>
+                  <w:tcW w:type="dxa" w:w="3342"/>
+                  <w:tcBorders>
+                    <w:top w:val="single" w:color="B7C2D1" w:sz="4"/>
+                    <w:left w:val="single" w:color="B7C2D1" w:sz="4"/>
+                    <w:bottom w:val="single" w:color="B7C2D1" w:sz="4"/>
+                    <w:right w:val="single" w:color="B7C2D1" w:sz="4"/>
+                  </w:tcBorders>
+                  <w:shd w:fill="FFFFFF" w:color="auto" w:val="clear"/>
+                  <w:tcMar>
+                    <w:top w:type="dxa" w:w="80"/>
+                    <w:left w:type="dxa" w:w="120"/>
+                    <w:bottom w:type="dxa" w:w="80"/>
+                    <w:right w:type="dxa" w:w="120"/>
+                  </w:tcMar>
+                  <w:vAlign w:val="center"/>
+                </w:tcPr>
+                <w:p>
+                  <w:pPr>
+                    <w:spacing w:after="0" w:before="0"/>
+                  </w:pPr>
+                  <w:r>
+                    <w:rPr>
+                      <w:rFonts w:ascii="Arial" w:cs="Arial" w:eastAsia="Arial" w:hAnsi="Arial"/>
+                      <w:b w:val="false"/>
+                      <w:bCs w:val="false"/>
+                      <w:sz w:val="21"/>
+                      <w:szCs w:val="21"/>
+                    </w:rPr>
+                    <w:t xml:space="preserve">3</w:t>
                   </w:r>
                 </w:p>
               </w:tc>
@@ -5611,7 +6671,7 @@
                       <w:sz w:val="21"/>
                       <w:szCs w:val="21"/>
                     </w:rPr>
-                    <w:t xml:space="preserve">Ask the user for how many amounts there are, then for that many whole numbers. After each one display a line in the form [amount] [total so far]. At the end display [average] rounded to 1 decimal place.</w:t>
+                    <w:t xml:space="preserve">Ask the user for how many numbers there are, then for that many whole numbers. Display [total], then [the average to 1 decimal place] on the next line.</w:t>
                   </w:r>
                 </w:p>
               </w:tc>
@@ -5645,7 +6705,325 @@
                       <w:sz w:val="21"/>
                       <w:szCs w:val="21"/>
                     </w:rPr>
-                    <w:t xml:space="preserve">6</w:t>
+                    <w:t xml:space="preserve">3</w:t>
+                  </w:r>
+                </w:p>
+              </w:tc>
+              <w:tc>
+                <w:tcPr>
+                  <w:tcW w:type="dxa" w:w="3342"/>
+                  <w:tcBorders>
+                    <w:top w:val="single" w:color="B7C2D1" w:sz="4"/>
+                    <w:left w:val="single" w:color="B7C2D1" w:sz="4"/>
+                    <w:bottom w:val="single" w:color="B7C2D1" w:sz="4"/>
+                    <w:right w:val="single" w:color="B7C2D1" w:sz="4"/>
+                  </w:tcBorders>
+                  <w:shd w:fill="FFFFFF" w:color="auto" w:val="clear"/>
+                  <w:tcMar>
+                    <w:top w:type="dxa" w:w="80"/>
+                    <w:left w:type="dxa" w:w="120"/>
+                    <w:bottom w:type="dxa" w:w="80"/>
+                    <w:right w:type="dxa" w:w="120"/>
+                  </w:tcMar>
+                  <w:vAlign w:val="center"/>
+                </w:tcPr>
+                <w:p>
+                  <w:pPr>
+                    <w:spacing w:after="0" w:before="0"/>
+                  </w:pPr>
+                  <w:r>
+                    <w:rPr>
+                      <w:rFonts w:ascii="Arial" w:cs="Arial" w:eastAsia="Arial" w:hAnsi="Arial"/>
+                      <w:b w:val="false"/>
+                      <w:bCs w:val="false"/>
+                      <w:sz w:val="21"/>
+                      <w:szCs w:val="21"/>
+                    </w:rPr>
+                    <w:t xml:space="preserve"/>
+                  </w:r>
+                </w:p>
+              </w:tc>
+            </w:tr>
+            <w:tr>
+              <w:trPr>
+                <w:cantSplit/>
+                <w:trHeight w:val="360" w:hRule="atLeast"/>
+              </w:trPr>
+              <w:tc>
+                <w:tcPr>
+                  <w:tcW w:type="dxa" w:w="3342"/>
+                  <w:tcBorders>
+                    <w:top w:val="single" w:color="B7C2D1" w:sz="4"/>
+                    <w:left w:val="single" w:color="B7C2D1" w:sz="4"/>
+                    <w:bottom w:val="single" w:color="B7C2D1" w:sz="4"/>
+                    <w:right w:val="single" w:color="B7C2D1" w:sz="4"/>
+                  </w:tcBorders>
+                  <w:shd w:fill="FFFFFF" w:color="auto" w:val="clear"/>
+                  <w:tcMar>
+                    <w:top w:type="dxa" w:w="80"/>
+                    <w:left w:type="dxa" w:w="120"/>
+                    <w:bottom w:type="dxa" w:w="80"/>
+                    <w:right w:type="dxa" w:w="120"/>
+                  </w:tcMar>
+                  <w:vAlign w:val="center"/>
+                </w:tcPr>
+                <w:p>
+                  <w:pPr>
+                    <w:spacing w:after="0" w:before="0"/>
+                  </w:pPr>
+                  <w:r>
+                    <w:rPr>
+                      <w:rFonts w:ascii="Arial" w:cs="Arial" w:eastAsia="Arial" w:hAnsi="Arial"/>
+                      <w:sz w:val="21"/>
+                      <w:szCs w:val="21"/>
+                    </w:rPr>
+                    <w:t xml:space="preserve">Ask the user for how many numbers there are, then for that many whole numbers. Add up only the ones above 0 and display [total] and nothing else.</w:t>
+                  </w:r>
+                </w:p>
+              </w:tc>
+              <w:tc>
+                <w:tcPr>
+                  <w:tcW w:type="dxa" w:w="3342"/>
+                  <w:tcBorders>
+                    <w:top w:val="single" w:color="B7C2D1" w:sz="4"/>
+                    <w:left w:val="single" w:color="B7C2D1" w:sz="4"/>
+                    <w:bottom w:val="single" w:color="B7C2D1" w:sz="4"/>
+                    <w:right w:val="single" w:color="B7C2D1" w:sz="4"/>
+                  </w:tcBorders>
+                  <w:shd w:fill="FFFFFF" w:color="auto" w:val="clear"/>
+                  <w:tcMar>
+                    <w:top w:type="dxa" w:w="80"/>
+                    <w:left w:type="dxa" w:w="120"/>
+                    <w:bottom w:type="dxa" w:w="80"/>
+                    <w:right w:type="dxa" w:w="120"/>
+                  </w:tcMar>
+                  <w:vAlign w:val="center"/>
+                </w:tcPr>
+                <w:p>
+                  <w:pPr>
+                    <w:spacing w:after="0" w:before="0"/>
+                  </w:pPr>
+                  <w:r>
+                    <w:rPr>
+                      <w:rFonts w:ascii="Arial" w:cs="Arial" w:eastAsia="Arial" w:hAnsi="Arial"/>
+                      <w:b w:val="false"/>
+                      <w:bCs w:val="false"/>
+                      <w:sz w:val="21"/>
+                      <w:szCs w:val="21"/>
+                    </w:rPr>
+                    <w:t xml:space="preserve">3</w:t>
+                  </w:r>
+                </w:p>
+              </w:tc>
+              <w:tc>
+                <w:tcPr>
+                  <w:tcW w:type="dxa" w:w="3342"/>
+                  <w:tcBorders>
+                    <w:top w:val="single" w:color="B7C2D1" w:sz="4"/>
+                    <w:left w:val="single" w:color="B7C2D1" w:sz="4"/>
+                    <w:bottom w:val="single" w:color="B7C2D1" w:sz="4"/>
+                    <w:right w:val="single" w:color="B7C2D1" w:sz="4"/>
+                  </w:tcBorders>
+                  <w:shd w:fill="FFFFFF" w:color="auto" w:val="clear"/>
+                  <w:tcMar>
+                    <w:top w:type="dxa" w:w="80"/>
+                    <w:left w:type="dxa" w:w="120"/>
+                    <w:bottom w:type="dxa" w:w="80"/>
+                    <w:right w:type="dxa" w:w="120"/>
+                  </w:tcMar>
+                  <w:vAlign w:val="center"/>
+                </w:tcPr>
+                <w:p>
+                  <w:pPr>
+                    <w:spacing w:after="0" w:before="0"/>
+                  </w:pPr>
+                  <w:r>
+                    <w:rPr>
+                      <w:rFonts w:ascii="Arial" w:cs="Arial" w:eastAsia="Arial" w:hAnsi="Arial"/>
+                      <w:b w:val="false"/>
+                      <w:bCs w:val="false"/>
+                      <w:sz w:val="21"/>
+                      <w:szCs w:val="21"/>
+                    </w:rPr>
+                    <w:t xml:space="preserve"/>
+                  </w:r>
+                </w:p>
+              </w:tc>
+            </w:tr>
+            <w:tr>
+              <w:trPr>
+                <w:cantSplit/>
+                <w:trHeight w:val="360" w:hRule="atLeast"/>
+              </w:trPr>
+              <w:tc>
+                <w:tcPr>
+                  <w:tcW w:type="dxa" w:w="3342"/>
+                  <w:tcBorders>
+                    <w:top w:val="single" w:color="B7C2D1" w:sz="4"/>
+                    <w:left w:val="single" w:color="B7C2D1" w:sz="4"/>
+                    <w:bottom w:val="single" w:color="B7C2D1" w:sz="4"/>
+                    <w:right w:val="single" w:color="B7C2D1" w:sz="4"/>
+                  </w:tcBorders>
+                  <w:shd w:fill="FFFFFF" w:color="auto" w:val="clear"/>
+                  <w:tcMar>
+                    <w:top w:type="dxa" w:w="80"/>
+                    <w:left w:type="dxa" w:w="120"/>
+                    <w:bottom w:type="dxa" w:w="80"/>
+                    <w:right w:type="dxa" w:w="120"/>
+                  </w:tcMar>
+                  <w:vAlign w:val="center"/>
+                </w:tcPr>
+                <w:p>
+                  <w:pPr>
+                    <w:spacing w:after="0" w:before="0"/>
+                  </w:pPr>
+                  <w:r>
+                    <w:rPr>
+                      <w:rFonts w:ascii="Arial" w:cs="Arial" w:eastAsia="Arial" w:hAnsi="Arial"/>
+                      <w:sz w:val="21"/>
+                      <w:szCs w:val="21"/>
+                    </w:rPr>
+                    <w:t xml:space="preserve">Ask the user for how many numbers there are, then for that many whole numbers. After each one, display a line in the form [number] [total so far]. At the end display [the average to 1 decimal place] on a line of its own.</w:t>
+                  </w:r>
+                </w:p>
+              </w:tc>
+              <w:tc>
+                <w:tcPr>
+                  <w:tcW w:type="dxa" w:w="3342"/>
+                  <w:tcBorders>
+                    <w:top w:val="single" w:color="B7C2D1" w:sz="4"/>
+                    <w:left w:val="single" w:color="B7C2D1" w:sz="4"/>
+                    <w:bottom w:val="single" w:color="B7C2D1" w:sz="4"/>
+                    <w:right w:val="single" w:color="B7C2D1" w:sz="4"/>
+                  </w:tcBorders>
+                  <w:shd w:fill="FFFFFF" w:color="auto" w:val="clear"/>
+                  <w:tcMar>
+                    <w:top w:type="dxa" w:w="80"/>
+                    <w:left w:type="dxa" w:w="120"/>
+                    <w:bottom w:type="dxa" w:w="80"/>
+                    <w:right w:type="dxa" w:w="120"/>
+                  </w:tcMar>
+                  <w:vAlign w:val="center"/>
+                </w:tcPr>
+                <w:p>
+                  <w:pPr>
+                    <w:spacing w:after="0" w:before="0"/>
+                  </w:pPr>
+                  <w:r>
+                    <w:rPr>
+                      <w:rFonts w:ascii="Arial" w:cs="Arial" w:eastAsia="Arial" w:hAnsi="Arial"/>
+                      <w:b w:val="false"/>
+                      <w:bCs w:val="false"/>
+                      <w:sz w:val="21"/>
+                      <w:szCs w:val="21"/>
+                    </w:rPr>
+                    <w:t xml:space="preserve">3</w:t>
+                  </w:r>
+                </w:p>
+              </w:tc>
+              <w:tc>
+                <w:tcPr>
+                  <w:tcW w:type="dxa" w:w="3342"/>
+                  <w:tcBorders>
+                    <w:top w:val="single" w:color="B7C2D1" w:sz="4"/>
+                    <w:left w:val="single" w:color="B7C2D1" w:sz="4"/>
+                    <w:bottom w:val="single" w:color="B7C2D1" w:sz="4"/>
+                    <w:right w:val="single" w:color="B7C2D1" w:sz="4"/>
+                  </w:tcBorders>
+                  <w:shd w:fill="FFFFFF" w:color="auto" w:val="clear"/>
+                  <w:tcMar>
+                    <w:top w:type="dxa" w:w="80"/>
+                    <w:left w:type="dxa" w:w="120"/>
+                    <w:bottom w:type="dxa" w:w="80"/>
+                    <w:right w:type="dxa" w:w="120"/>
+                  </w:tcMar>
+                  <w:vAlign w:val="center"/>
+                </w:tcPr>
+                <w:p>
+                  <w:pPr>
+                    <w:spacing w:after="0" w:before="0"/>
+                  </w:pPr>
+                  <w:r>
+                    <w:rPr>
+                      <w:rFonts w:ascii="Arial" w:cs="Arial" w:eastAsia="Arial" w:hAnsi="Arial"/>
+                      <w:b w:val="false"/>
+                      <w:bCs w:val="false"/>
+                      <w:sz w:val="21"/>
+                      <w:szCs w:val="21"/>
+                    </w:rPr>
+                    <w:t xml:space="preserve"/>
+                  </w:r>
+                </w:p>
+              </w:tc>
+            </w:tr>
+            <w:tr>
+              <w:trPr>
+                <w:cantSplit/>
+                <w:trHeight w:val="360" w:hRule="atLeast"/>
+              </w:trPr>
+              <w:tc>
+                <w:tcPr>
+                  <w:tcW w:type="dxa" w:w="3342"/>
+                  <w:tcBorders>
+                    <w:top w:val="single" w:color="B7C2D1" w:sz="4"/>
+                    <w:left w:val="single" w:color="B7C2D1" w:sz="4"/>
+                    <w:bottom w:val="single" w:color="B7C2D1" w:sz="4"/>
+                    <w:right w:val="single" w:color="B7C2D1" w:sz="4"/>
+                  </w:tcBorders>
+                  <w:shd w:fill="FFFFFF" w:color="auto" w:val="clear"/>
+                  <w:tcMar>
+                    <w:top w:type="dxa" w:w="80"/>
+                    <w:left w:type="dxa" w:w="120"/>
+                    <w:bottom w:type="dxa" w:w="80"/>
+                    <w:right w:type="dxa" w:w="120"/>
+                  </w:tcMar>
+                  <w:vAlign w:val="center"/>
+                </w:tcPr>
+                <w:p>
+                  <w:pPr>
+                    <w:spacing w:after="0" w:before="0"/>
+                  </w:pPr>
+                  <w:r>
+                    <w:rPr>
+                      <w:rFonts w:ascii="Arial" w:cs="Arial" w:eastAsia="Arial" w:hAnsi="Arial"/>
+                      <w:sz w:val="21"/>
+                      <w:szCs w:val="21"/>
+                    </w:rPr>
+                    <w:t xml:space="preserve">Ask the user for a whole number. For every row from 1 up to and including it, display a line in the form [row] [the total of all the numbers from 1 up to that row].</w:t>
+                  </w:r>
+                </w:p>
+              </w:tc>
+              <w:tc>
+                <w:tcPr>
+                  <w:tcW w:type="dxa" w:w="3342"/>
+                  <w:tcBorders>
+                    <w:top w:val="single" w:color="B7C2D1" w:sz="4"/>
+                    <w:left w:val="single" w:color="B7C2D1" w:sz="4"/>
+                    <w:bottom w:val="single" w:color="B7C2D1" w:sz="4"/>
+                    <w:right w:val="single" w:color="B7C2D1" w:sz="4"/>
+                  </w:tcBorders>
+                  <w:shd w:fill="FFFFFF" w:color="auto" w:val="clear"/>
+                  <w:tcMar>
+                    <w:top w:type="dxa" w:w="80"/>
+                    <w:left w:type="dxa" w:w="120"/>
+                    <w:bottom w:type="dxa" w:w="80"/>
+                    <w:right w:type="dxa" w:w="120"/>
+                  </w:tcMar>
+                  <w:vAlign w:val="center"/>
+                </w:tcPr>
+                <w:p>
+                  <w:pPr>
+                    <w:spacing w:after="0" w:before="0"/>
+                  </w:pPr>
+                  <w:r>
+                    <w:rPr>
+                      <w:rFonts w:ascii="Arial" w:cs="Arial" w:eastAsia="Arial" w:hAnsi="Arial"/>
+                      <w:b w:val="false"/>
+                      <w:bCs w:val="false"/>
+                      <w:sz w:val="21"/>
+                      <w:szCs w:val="21"/>
+                    </w:rPr>
+                    <w:t xml:space="preserve">3</w:t>
                   </w:r>
                 </w:p>
               </w:tc>
@@ -6690,7 +8068,7 @@
                 <w:sz w:val="32"/>
                 <w:szCs w:val="32"/>
               </w:rPr>
-              <w:t xml:space="preserve">______ / 46</w:t>
+              <w:t xml:space="preserve">______ / 68</w:t>
             </w:r>
           </w:p>
         </w:tc>
